--- a/src/main/resources/Java_Fresher_Assessment.docx
+++ b/src/main/resources/Java_Fresher_Assessment.docx
@@ -7,11 +7,9 @@
         <w:pStyle w:val="Heading1"/>
         <w:jc w:val="center"/>
       </w:pPr>
-      <w:proofErr w:type="gramStart"/>
       <w:r>
         <w:t>JAVA  ASSESSMENT</w:t>
       </w:r>
-      <w:proofErr w:type="gramEnd"/>
       <w:r>
         <w:t xml:space="preserve"> - I</w:t>
       </w:r>
@@ -309,15 +307,7 @@
       </w:r>
       <w:r>
         <w:br/>
-        <w:t xml:space="preserve">D) </w:t>
-      </w:r>
-      <w:proofErr w:type="gramStart"/>
-      <w:r>
-        <w:t>sorted(</w:t>
-      </w:r>
-      <w:proofErr w:type="gramEnd"/>
-      <w:r>
-        <w:t>)</w:t>
+        <w:t>D) sorted()</w:t>
       </w:r>
       <w:r>
         <w:br/>
@@ -325,15 +315,7 @@
     </w:p>
     <w:p>
       <w:r>
-        <w:t xml:space="preserve">10. What does </w:t>
-      </w:r>
-      <w:proofErr w:type="gramStart"/>
-      <w:r>
-        <w:t>map(</w:t>
-      </w:r>
-      <w:proofErr w:type="gramEnd"/>
-      <w:r>
-        <w:t>) do in Stream API?</w:t>
+        <w:t>10. What does map() do in Stream API?</w:t>
       </w:r>
       <w:r>
         <w:br/>
@@ -369,33 +351,11 @@
         <w:br/>
         <w:t xml:space="preserve">A) </w:t>
       </w:r>
-      <w:proofErr w:type="gramStart"/>
       <w:r>
         <w:rPr>
           <w:highlight w:val="yellow"/>
         </w:rPr>
-        <w:t>collect(</w:t>
-      </w:r>
-      <w:proofErr w:type="gramEnd"/>
-      <w:r>
-        <w:rPr>
-          <w:highlight w:val="yellow"/>
-        </w:rPr>
-        <w:t>Collectors.</w:t>
-      </w:r>
-      <w:proofErr w:type="gramStart"/>
-      <w:r>
-        <w:rPr>
-          <w:highlight w:val="yellow"/>
-        </w:rPr>
-        <w:t>toList()</w:t>
-      </w:r>
-      <w:proofErr w:type="gramEnd"/>
-      <w:r>
-        <w:rPr>
-          <w:highlight w:val="yellow"/>
-        </w:rPr>
-        <w:t>)</w:t>
+        <w:t>collect(Collectors.toList())</w:t>
       </w:r>
       <w:r>
         <w:br/>
@@ -407,15 +367,7 @@
       </w:r>
       <w:r>
         <w:br/>
-        <w:t xml:space="preserve">D) </w:t>
-      </w:r>
-      <w:proofErr w:type="gramStart"/>
-      <w:r>
-        <w:t>get(</w:t>
-      </w:r>
-      <w:proofErr w:type="gramEnd"/>
-      <w:r>
-        <w:t>)</w:t>
+        <w:t>D) get()</w:t>
       </w:r>
       <w:r>
         <w:br/>
@@ -511,15 +463,7 @@
       </w:r>
       <w:r>
         <w:br/>
-        <w:t xml:space="preserve">D) </w:t>
-      </w:r>
-      <w:proofErr w:type="gramStart"/>
-      <w:r>
-        <w:t>update(</w:t>
-      </w:r>
-      <w:proofErr w:type="gramEnd"/>
-      <w:r>
-        <w:t>)</w:t>
+        <w:t>D) update()</w:t>
       </w:r>
       <w:r>
         <w:br/>
@@ -551,13 +495,8 @@
         <w:br/>
         <w:t xml:space="preserve">D) </w:t>
       </w:r>
-      <w:proofErr w:type="gramStart"/>
-      <w:r>
-        <w:t>getRow(</w:t>
-      </w:r>
-      <w:proofErr w:type="gramEnd"/>
-      <w:r>
-        <w:t>)</w:t>
+      <w:r>
+        <w:t>getRow()</w:t>
       </w:r>
       <w:r>
         <w:br/>
@@ -602,6 +541,9 @@
         <w:t>A) -&gt;</w:t>
       </w:r>
       <w:r>
+        <w:t xml:space="preserve"> (correct answer)</w:t>
+      </w:r>
+      <w:r>
         <w:br/>
         <w:t>B) =&gt;</w:t>
       </w:r>
@@ -616,6 +558,9 @@
         <w:t>::</w:t>
       </w:r>
       <w:r>
+        <w:t xml:space="preserve">      (X)</w:t>
+      </w:r>
+      <w:r>
         <w:br/>
         <w:t>D) ==</w:t>
       </w:r>
@@ -662,8 +607,6 @@
       </w:r>
       <w:r>
         <w:br/>
-      </w:r>
-      <w:r>
         <w:t>A) Destroy object</w:t>
       </w:r>
       <w:r>
@@ -701,31 +644,31 @@
         <w:t>B) java.sql</w:t>
       </w:r>
       <w:r>
+        <w:t xml:space="preserve"> (Correct Answer)</w:t>
+      </w:r>
+      <w:r>
         <w:br/>
         <w:t xml:space="preserve">C) </w:t>
       </w:r>
-      <w:proofErr w:type="gramStart"/>
       <w:r>
         <w:rPr>
           <w:highlight w:val="yellow"/>
         </w:rPr>
         <w:t>java.util</w:t>
       </w:r>
-      <w:proofErr w:type="gramEnd"/>
       <w:r>
         <w:br/>
-        <w:t xml:space="preserve">D) </w:t>
-      </w:r>
-      <w:proofErr w:type="gramStart"/>
-      <w:r>
-        <w:t>java.lang</w:t>
-      </w:r>
-      <w:proofErr w:type="gramEnd"/>
+        <w:t>D) java.lang</w:t>
+      </w:r>
       <w:r>
         <w:br/>
       </w:r>
     </w:p>
-    <w:p/>
+    <w:p>
+      <w:r>
+        <w:t>Score: 18/20</w:t>
+      </w:r>
+    </w:p>
     <w:p/>
     <w:p/>
     <w:p/>
@@ -739,23 +682,7 @@
     </w:p>
     <w:p>
       <w:r>
-        <w:t xml:space="preserve">1. Create a class Employee with id, name, salary. Add constructor and </w:t>
-      </w:r>
-      <w:proofErr w:type="gramStart"/>
-      <w:r>
-        <w:t>display(</w:t>
-      </w:r>
-      <w:proofErr w:type="gramEnd"/>
-      <w:r>
-        <w:t xml:space="preserve">) method. Create subclass Manager with bonus. Override </w:t>
-      </w:r>
-      <w:proofErr w:type="gramStart"/>
-      <w:r>
-        <w:t>display(</w:t>
-      </w:r>
-      <w:proofErr w:type="gramEnd"/>
-      <w:r>
-        <w:t>) and demonstrate polymorphism.</w:t>
+        <w:t>1. Create a class Employee with id, name, salary. Add constructor and display() method. Create subclass Manager with bonus. Override display() and demonstrate polymorphism.</w:t>
       </w:r>
     </w:p>
     <w:p>
@@ -785,15 +712,7 @@
         <w:t xml:space="preserve"> Find sum of numbers</w:t>
       </w:r>
       <w:r>
-        <w:t xml:space="preserve"> using </w:t>
-      </w:r>
-      <w:proofErr w:type="gramStart"/>
-      <w:r>
-        <w:t>reduce(</w:t>
-      </w:r>
-      <w:proofErr w:type="gramEnd"/>
-      <w:r>
-        <w:t>)</w:t>
+        <w:t xml:space="preserve"> using reduce()</w:t>
       </w:r>
       <w:r>
         <w:t xml:space="preserve">. </w:t>
@@ -829,15 +748,7 @@
         <w:t xml:space="preserve"> into Student table, and fetch all records.</w:t>
       </w:r>
       <w:r>
-        <w:t xml:space="preserve"> Create the needed </w:t>
-      </w:r>
-      <w:proofErr w:type="spellStart"/>
-      <w:r>
-        <w:t>mysql</w:t>
-      </w:r>
-      <w:proofErr w:type="spellEnd"/>
-      <w:r>
-        <w:t xml:space="preserve"> table to insert the rows.</w:t>
+        <w:t xml:space="preserve"> Create the needed mysql table to insert the rows.</w:t>
       </w:r>
     </w:p>
     <w:p/>
